--- a/module-8/Module 8.1 Discussion.docx
+++ b/module-8/Module 8.1 Discussion.docx
@@ -1117,14 +1117,15 @@
     </w:p>
     <w:tbl>
       <w:tblPr>
-        <w:tblW w:w="5940" w:type="dxa"/>
+        <w:tblW w:w="8216" w:type="dxa"/>
         <w:tblLook w:val="04A0" w:firstRow="1" w:lastRow="0" w:firstColumn="1" w:lastColumn="0" w:noHBand="0" w:noVBand="1"/>
       </w:tblPr>
       <w:tblGrid>
-        <w:gridCol w:w="1800"/>
-        <w:gridCol w:w="1350"/>
+        <w:gridCol w:w="2375"/>
+        <w:gridCol w:w="806"/>
+        <w:gridCol w:w="1001"/>
         <w:gridCol w:w="2197"/>
-        <w:gridCol w:w="1117"/>
+        <w:gridCol w:w="2294"/>
       </w:tblGrid>
       <w:tr>
         <w:trPr>
@@ -1132,8 +1133,8 @@
         </w:trPr>
         <w:tc>
           <w:tcPr>
-            <w:tcW w:w="5940" w:type="dxa"/>
-            <w:gridSpan w:val="4"/>
+            <w:tcW w:w="8216" w:type="dxa"/>
+            <w:gridSpan w:val="5"/>
             <w:tcBorders>
               <w:top w:val="nil"/>
               <w:left w:val="nil"/>
@@ -1181,7 +1182,7 @@
         </w:trPr>
         <w:tc>
           <w:tcPr>
-            <w:tcW w:w="1800" w:type="dxa"/>
+            <w:tcW w:w="2375" w:type="dxa"/>
             <w:tcBorders>
               <w:top w:val="nil"/>
               <w:left w:val="nil"/>
@@ -1222,6 +1223,7 @@
         <w:tc>
           <w:tcPr>
             <w:tcW w:w="1350" w:type="dxa"/>
+            <w:gridSpan w:val="2"/>
             <w:tcBorders>
               <w:top w:val="nil"/>
               <w:left w:val="nil"/>
@@ -1299,7 +1301,7 @@
         </w:tc>
         <w:tc>
           <w:tcPr>
-            <w:tcW w:w="593" w:type="dxa"/>
+            <w:tcW w:w="2294" w:type="dxa"/>
             <w:tcBorders>
               <w:top w:val="nil"/>
               <w:left w:val="nil"/>
@@ -1342,7 +1344,7 @@
         </w:trPr>
         <w:tc>
           <w:tcPr>
-            <w:tcW w:w="1800" w:type="dxa"/>
+            <w:tcW w:w="2375" w:type="dxa"/>
             <w:tcBorders>
               <w:top w:val="nil"/>
               <w:left w:val="nil"/>
@@ -1378,6 +1380,7 @@
         <w:tc>
           <w:tcPr>
             <w:tcW w:w="1350" w:type="dxa"/>
+            <w:gridSpan w:val="2"/>
             <w:tcBorders>
               <w:top w:val="nil"/>
               <w:left w:val="nil"/>
@@ -1445,7 +1448,7 @@
         </w:tc>
         <w:tc>
           <w:tcPr>
-            <w:tcW w:w="593" w:type="dxa"/>
+            <w:tcW w:w="2294" w:type="dxa"/>
             <w:tcBorders>
               <w:top w:val="nil"/>
               <w:left w:val="nil"/>
@@ -1484,7 +1487,7 @@
         </w:trPr>
         <w:tc>
           <w:tcPr>
-            <w:tcW w:w="1800" w:type="dxa"/>
+            <w:tcW w:w="2375" w:type="dxa"/>
             <w:tcBorders>
               <w:top w:val="nil"/>
               <w:left w:val="nil"/>
@@ -1520,6 +1523,7 @@
         <w:tc>
           <w:tcPr>
             <w:tcW w:w="1350" w:type="dxa"/>
+            <w:gridSpan w:val="2"/>
             <w:tcBorders>
               <w:top w:val="nil"/>
               <w:left w:val="nil"/>
@@ -1587,7 +1591,7 @@
         </w:tc>
         <w:tc>
           <w:tcPr>
-            <w:tcW w:w="593" w:type="dxa"/>
+            <w:tcW w:w="2294" w:type="dxa"/>
             <w:tcBorders>
               <w:top w:val="nil"/>
               <w:left w:val="nil"/>
@@ -1626,7 +1630,7 @@
         </w:trPr>
         <w:tc>
           <w:tcPr>
-            <w:tcW w:w="1800" w:type="dxa"/>
+            <w:tcW w:w="2375" w:type="dxa"/>
             <w:tcBorders>
               <w:top w:val="nil"/>
               <w:left w:val="nil"/>
@@ -1662,6 +1666,7 @@
         <w:tc>
           <w:tcPr>
             <w:tcW w:w="1350" w:type="dxa"/>
+            <w:gridSpan w:val="2"/>
             <w:tcBorders>
               <w:top w:val="nil"/>
               <w:left w:val="nil"/>
@@ -1729,7 +1734,7 @@
         </w:tc>
         <w:tc>
           <w:tcPr>
-            <w:tcW w:w="593" w:type="dxa"/>
+            <w:tcW w:w="2294" w:type="dxa"/>
             <w:tcBorders>
               <w:top w:val="nil"/>
               <w:left w:val="nil"/>
@@ -1768,7 +1773,7 @@
         </w:trPr>
         <w:tc>
           <w:tcPr>
-            <w:tcW w:w="1800" w:type="dxa"/>
+            <w:tcW w:w="2375" w:type="dxa"/>
             <w:tcBorders>
               <w:top w:val="nil"/>
               <w:left w:val="nil"/>
@@ -1804,6 +1809,7 @@
         <w:tc>
           <w:tcPr>
             <w:tcW w:w="1350" w:type="dxa"/>
+            <w:gridSpan w:val="2"/>
             <w:tcBorders>
               <w:top w:val="nil"/>
               <w:left w:val="nil"/>
@@ -1871,7 +1877,7 @@
         </w:tc>
         <w:tc>
           <w:tcPr>
-            <w:tcW w:w="593" w:type="dxa"/>
+            <w:tcW w:w="2294" w:type="dxa"/>
             <w:tcBorders>
               <w:top w:val="nil"/>
               <w:left w:val="nil"/>
@@ -1910,7 +1916,7 @@
         </w:trPr>
         <w:tc>
           <w:tcPr>
-            <w:tcW w:w="1800" w:type="dxa"/>
+            <w:tcW w:w="2375" w:type="dxa"/>
             <w:tcBorders>
               <w:top w:val="nil"/>
               <w:left w:val="nil"/>
@@ -1946,6 +1952,7 @@
         <w:tc>
           <w:tcPr>
             <w:tcW w:w="1350" w:type="dxa"/>
+            <w:gridSpan w:val="2"/>
             <w:tcBorders>
               <w:top w:val="nil"/>
               <w:left w:val="nil"/>
@@ -2013,7 +2020,7 @@
         </w:tc>
         <w:tc>
           <w:tcPr>
-            <w:tcW w:w="593" w:type="dxa"/>
+            <w:tcW w:w="2294" w:type="dxa"/>
             <w:tcBorders>
               <w:top w:val="nil"/>
               <w:left w:val="nil"/>
@@ -2049,13 +2056,13 @@
       <w:tr>
         <w:trPr>
           <w:gridAfter w:val="1"/>
-          <w:wAfter w:w="593" w:type="dxa"/>
+          <w:wAfter w:w="2294" w:type="dxa"/>
           <w:trHeight w:val="640"/>
         </w:trPr>
         <w:tc>
           <w:tcPr>
-            <w:tcW w:w="5347" w:type="dxa"/>
-            <w:gridSpan w:val="3"/>
+            <w:tcW w:w="5922" w:type="dxa"/>
+            <w:gridSpan w:val="4"/>
             <w:tcBorders>
               <w:top w:val="nil"/>
               <w:left w:val="nil"/>
@@ -2100,11 +2107,13 @@
       </w:tr>
       <w:tr>
         <w:trPr>
+          <w:gridAfter w:val="1"/>
+          <w:wAfter w:w="2294" w:type="dxa"/>
           <w:trHeight w:val="320"/>
         </w:trPr>
         <w:tc>
           <w:tcPr>
-            <w:tcW w:w="1800" w:type="dxa"/>
+            <w:tcW w:w="2375" w:type="dxa"/>
             <w:tcBorders>
               <w:top w:val="nil"/>
               <w:left w:val="nil"/>
@@ -2144,7 +2153,7 @@
         </w:tc>
         <w:tc>
           <w:tcPr>
-            <w:tcW w:w="1350" w:type="dxa"/>
+            <w:tcW w:w="675" w:type="dxa"/>
             <w:tcBorders>
               <w:top w:val="nil"/>
               <w:left w:val="nil"/>
@@ -2182,7 +2191,7 @@
         </w:tc>
         <w:tc>
           <w:tcPr>
-            <w:tcW w:w="2197" w:type="dxa"/>
+            <w:tcW w:w="675" w:type="dxa"/>
             <w:tcBorders>
               <w:top w:val="nil"/>
               <w:left w:val="nil"/>
@@ -2222,7 +2231,7 @@
         </w:tc>
         <w:tc>
           <w:tcPr>
-            <w:tcW w:w="236" w:type="dxa"/>
+            <w:tcW w:w="2197" w:type="dxa"/>
             <w:tcBorders>
               <w:top w:val="nil"/>
               <w:left w:val="nil"/>
@@ -2261,25 +2270,26 @@
       </w:tr>
       <w:tr>
         <w:trPr>
+          <w:gridAfter w:val="1"/>
+          <w:wAfter w:w="2294" w:type="dxa"/>
           <w:trHeight w:val="320"/>
         </w:trPr>
         <w:tc>
           <w:tcPr>
-            <w:tcW w:w="1800" w:type="dxa"/>
-            <w:tcBorders>
-              <w:top w:val="nil"/>
-              <w:left w:val="nil"/>
-              <w:bottom w:val="nil"/>
-              <w:right w:val="nil"/>
-            </w:tcBorders>
-            <w:noWrap/>
-            <w:vAlign w:val="bottom"/>
-            <w:hideMark/>
-          </w:tcPr>
-          <w:p>
-            <w:pPr>
-              <w:spacing w:after="0" w:line="240" w:lineRule="auto"/>
-              <w:jc w:val="right"/>
+            <w:tcW w:w="2375" w:type="dxa"/>
+            <w:tcBorders>
+              <w:top w:val="nil"/>
+              <w:left w:val="nil"/>
+              <w:bottom w:val="nil"/>
+              <w:right w:val="nil"/>
+            </w:tcBorders>
+            <w:noWrap/>
+            <w:vAlign w:val="bottom"/>
+            <w:hideMark/>
+          </w:tcPr>
+          <w:p>
+            <w:pPr>
+              <w:spacing w:after="0" w:line="240" w:lineRule="auto"/>
               <w:rPr>
                 <w:rFonts w:ascii="Aptos Narrow" w:eastAsia="Times New Roman" w:hAnsi="Aptos Narrow" w:cs="Times New Roman"/>
                 <w:color w:val="000000"/>
@@ -2300,7 +2310,7 @@
         </w:tc>
         <w:tc>
           <w:tcPr>
-            <w:tcW w:w="1350" w:type="dxa"/>
+            <w:tcW w:w="675" w:type="dxa"/>
             <w:tcBorders>
               <w:top w:val="nil"/>
               <w:left w:val="nil"/>
@@ -2334,41 +2344,41 @@
         </w:tc>
         <w:tc>
           <w:tcPr>
+            <w:tcW w:w="675" w:type="dxa"/>
+            <w:tcBorders>
+              <w:top w:val="nil"/>
+              <w:left w:val="nil"/>
+              <w:bottom w:val="nil"/>
+              <w:right w:val="nil"/>
+            </w:tcBorders>
+            <w:noWrap/>
+            <w:vAlign w:val="bottom"/>
+            <w:hideMark/>
+          </w:tcPr>
+          <w:p>
+            <w:pPr>
+              <w:spacing w:after="0" w:line="240" w:lineRule="auto"/>
+              <w:rPr>
+                <w:rFonts w:ascii="Aptos Narrow" w:eastAsia="Times New Roman" w:hAnsi="Aptos Narrow" w:cs="Times New Roman"/>
+                <w:color w:val="000000"/>
+                <w:kern w:val="0"/>
+                <w14:ligatures w14:val="none"/>
+              </w:rPr>
+            </w:pPr>
+            <w:r>
+              <w:rPr>
+                <w:rFonts w:ascii="Aptos Narrow" w:eastAsia="Times New Roman" w:hAnsi="Aptos Narrow" w:cs="Times New Roman"/>
+                <w:color w:val="000000"/>
+                <w:kern w:val="0"/>
+                <w14:ligatures w14:val="none"/>
+              </w:rPr>
+              <w:t>101</w:t>
+            </w:r>
+          </w:p>
+        </w:tc>
+        <w:tc>
+          <w:tcPr>
             <w:tcW w:w="2197" w:type="dxa"/>
-            <w:tcBorders>
-              <w:top w:val="nil"/>
-              <w:left w:val="nil"/>
-              <w:bottom w:val="nil"/>
-              <w:right w:val="nil"/>
-            </w:tcBorders>
-            <w:noWrap/>
-            <w:vAlign w:val="bottom"/>
-            <w:hideMark/>
-          </w:tcPr>
-          <w:p>
-            <w:pPr>
-              <w:spacing w:after="0" w:line="240" w:lineRule="auto"/>
-              <w:rPr>
-                <w:rFonts w:ascii="Aptos Narrow" w:eastAsia="Times New Roman" w:hAnsi="Aptos Narrow" w:cs="Times New Roman"/>
-                <w:color w:val="000000"/>
-                <w:kern w:val="0"/>
-                <w14:ligatures w14:val="none"/>
-              </w:rPr>
-            </w:pPr>
-            <w:r>
-              <w:rPr>
-                <w:rFonts w:ascii="Aptos Narrow" w:eastAsia="Times New Roman" w:hAnsi="Aptos Narrow" w:cs="Times New Roman"/>
-                <w:color w:val="000000"/>
-                <w:kern w:val="0"/>
-                <w14:ligatures w14:val="none"/>
-              </w:rPr>
-              <w:t>101</w:t>
-            </w:r>
-          </w:p>
-        </w:tc>
-        <w:tc>
-          <w:tcPr>
-            <w:tcW w:w="236" w:type="dxa"/>
             <w:tcBorders>
               <w:top w:val="nil"/>
               <w:left w:val="nil"/>
@@ -2403,25 +2413,26 @@
       </w:tr>
       <w:tr>
         <w:trPr>
+          <w:gridAfter w:val="1"/>
+          <w:wAfter w:w="2294" w:type="dxa"/>
           <w:trHeight w:val="320"/>
         </w:trPr>
         <w:tc>
           <w:tcPr>
-            <w:tcW w:w="1800" w:type="dxa"/>
-            <w:tcBorders>
-              <w:top w:val="nil"/>
-              <w:left w:val="nil"/>
-              <w:bottom w:val="nil"/>
-              <w:right w:val="nil"/>
-            </w:tcBorders>
-            <w:noWrap/>
-            <w:vAlign w:val="bottom"/>
-            <w:hideMark/>
-          </w:tcPr>
-          <w:p>
-            <w:pPr>
-              <w:spacing w:after="0" w:line="240" w:lineRule="auto"/>
-              <w:jc w:val="right"/>
+            <w:tcW w:w="2375" w:type="dxa"/>
+            <w:tcBorders>
+              <w:top w:val="nil"/>
+              <w:left w:val="nil"/>
+              <w:bottom w:val="nil"/>
+              <w:right w:val="nil"/>
+            </w:tcBorders>
+            <w:noWrap/>
+            <w:vAlign w:val="bottom"/>
+            <w:hideMark/>
+          </w:tcPr>
+          <w:p>
+            <w:pPr>
+              <w:spacing w:after="0" w:line="240" w:lineRule="auto"/>
               <w:rPr>
                 <w:rFonts w:ascii="Aptos Narrow" w:eastAsia="Times New Roman" w:hAnsi="Aptos Narrow" w:cs="Times New Roman"/>
                 <w:color w:val="000000"/>
@@ -2442,7 +2453,7 @@
         </w:tc>
         <w:tc>
           <w:tcPr>
-            <w:tcW w:w="1350" w:type="dxa"/>
+            <w:tcW w:w="675" w:type="dxa"/>
             <w:tcBorders>
               <w:top w:val="nil"/>
               <w:left w:val="nil"/>
@@ -2476,41 +2487,41 @@
         </w:tc>
         <w:tc>
           <w:tcPr>
+            <w:tcW w:w="675" w:type="dxa"/>
+            <w:tcBorders>
+              <w:top w:val="nil"/>
+              <w:left w:val="nil"/>
+              <w:bottom w:val="nil"/>
+              <w:right w:val="nil"/>
+            </w:tcBorders>
+            <w:noWrap/>
+            <w:vAlign w:val="bottom"/>
+            <w:hideMark/>
+          </w:tcPr>
+          <w:p>
+            <w:pPr>
+              <w:spacing w:after="0" w:line="240" w:lineRule="auto"/>
+              <w:rPr>
+                <w:rFonts w:ascii="Aptos Narrow" w:eastAsia="Times New Roman" w:hAnsi="Aptos Narrow" w:cs="Times New Roman"/>
+                <w:color w:val="000000"/>
+                <w:kern w:val="0"/>
+                <w14:ligatures w14:val="none"/>
+              </w:rPr>
+            </w:pPr>
+            <w:r>
+              <w:rPr>
+                <w:rFonts w:ascii="Aptos Narrow" w:eastAsia="Times New Roman" w:hAnsi="Aptos Narrow" w:cs="Times New Roman"/>
+                <w:color w:val="000000"/>
+                <w:kern w:val="0"/>
+                <w14:ligatures w14:val="none"/>
+              </w:rPr>
+              <w:t>102</w:t>
+            </w:r>
+          </w:p>
+        </w:tc>
+        <w:tc>
+          <w:tcPr>
             <w:tcW w:w="2197" w:type="dxa"/>
-            <w:tcBorders>
-              <w:top w:val="nil"/>
-              <w:left w:val="nil"/>
-              <w:bottom w:val="nil"/>
-              <w:right w:val="nil"/>
-            </w:tcBorders>
-            <w:noWrap/>
-            <w:vAlign w:val="bottom"/>
-            <w:hideMark/>
-          </w:tcPr>
-          <w:p>
-            <w:pPr>
-              <w:spacing w:after="0" w:line="240" w:lineRule="auto"/>
-              <w:rPr>
-                <w:rFonts w:ascii="Aptos Narrow" w:eastAsia="Times New Roman" w:hAnsi="Aptos Narrow" w:cs="Times New Roman"/>
-                <w:color w:val="000000"/>
-                <w:kern w:val="0"/>
-                <w14:ligatures w14:val="none"/>
-              </w:rPr>
-            </w:pPr>
-            <w:r>
-              <w:rPr>
-                <w:rFonts w:ascii="Aptos Narrow" w:eastAsia="Times New Roman" w:hAnsi="Aptos Narrow" w:cs="Times New Roman"/>
-                <w:color w:val="000000"/>
-                <w:kern w:val="0"/>
-                <w14:ligatures w14:val="none"/>
-              </w:rPr>
-              <w:t>102</w:t>
-            </w:r>
-          </w:p>
-        </w:tc>
-        <w:tc>
-          <w:tcPr>
-            <w:tcW w:w="236" w:type="dxa"/>
             <w:tcBorders>
               <w:top w:val="nil"/>
               <w:left w:val="nil"/>
@@ -2545,74 +2556,109 @@
       </w:tr>
       <w:tr>
         <w:trPr>
-          <w:trHeight w:val="320"/>
+          <w:gridAfter w:val="1"/>
+          <w:wAfter w:w="2294" w:type="dxa"/>
+          <w:trHeight w:val="83"/>
         </w:trPr>
         <w:tc>
           <w:tcPr>
-            <w:tcW w:w="1800" w:type="dxa"/>
-            <w:tcBorders>
-              <w:top w:val="nil"/>
-              <w:left w:val="nil"/>
-              <w:bottom w:val="nil"/>
-              <w:right w:val="nil"/>
-            </w:tcBorders>
-            <w:noWrap/>
-            <w:vAlign w:val="bottom"/>
-            <w:hideMark/>
-          </w:tcPr>
-          <w:p>
-            <w:pPr>
-              <w:spacing w:after="0" w:line="240" w:lineRule="auto"/>
-              <w:jc w:val="right"/>
-              <w:rPr>
-                <w:rFonts w:ascii="Aptos Narrow" w:eastAsia="Times New Roman" w:hAnsi="Aptos Narrow" w:cs="Times New Roman"/>
-                <w:color w:val="000000"/>
-                <w:kern w:val="0"/>
-                <w14:ligatures w14:val="none"/>
-              </w:rPr>
-            </w:pPr>
-            <w:r>
-              <w:rPr>
-                <w:rFonts w:ascii="Aptos Narrow" w:eastAsia="Times New Roman" w:hAnsi="Aptos Narrow" w:cs="Times New Roman"/>
-                <w:color w:val="000000"/>
-                <w:kern w:val="0"/>
-                <w14:ligatures w14:val="none"/>
-              </w:rPr>
-              <w:t>2</w:t>
-            </w:r>
-          </w:p>
-        </w:tc>
-        <w:tc>
-          <w:tcPr>
-            <w:tcW w:w="1350" w:type="dxa"/>
-            <w:tcBorders>
-              <w:top w:val="nil"/>
-              <w:left w:val="nil"/>
-              <w:bottom w:val="nil"/>
-              <w:right w:val="nil"/>
-            </w:tcBorders>
-            <w:noWrap/>
-            <w:vAlign w:val="bottom"/>
-            <w:hideMark/>
-          </w:tcPr>
-          <w:p>
-            <w:pPr>
-              <w:spacing w:after="0" w:line="240" w:lineRule="auto"/>
-              <w:rPr>
-                <w:rFonts w:ascii="Aptos Narrow" w:eastAsia="Times New Roman" w:hAnsi="Aptos Narrow" w:cs="Times New Roman"/>
-                <w:color w:val="000000"/>
-                <w:kern w:val="0"/>
-                <w14:ligatures w14:val="none"/>
-              </w:rPr>
-            </w:pPr>
-            <w:r>
-              <w:rPr>
-                <w:rFonts w:ascii="Aptos Narrow" w:eastAsia="Times New Roman" w:hAnsi="Aptos Narrow" w:cs="Times New Roman"/>
-                <w:color w:val="000000"/>
-                <w:kern w:val="0"/>
-                <w14:ligatures w14:val="none"/>
-              </w:rPr>
-              <w:t>Bob</w:t>
+            <w:tcW w:w="2375" w:type="dxa"/>
+            <w:tcBorders>
+              <w:top w:val="nil"/>
+              <w:left w:val="nil"/>
+              <w:bottom w:val="nil"/>
+              <w:right w:val="nil"/>
+            </w:tcBorders>
+            <w:noWrap/>
+            <w:vAlign w:val="bottom"/>
+            <w:hideMark/>
+          </w:tcPr>
+          <w:p>
+            <w:pPr>
+              <w:spacing w:after="0" w:line="240" w:lineRule="auto"/>
+              <w:rPr>
+                <w:rFonts w:ascii="Aptos Narrow" w:eastAsia="Times New Roman" w:hAnsi="Aptos Narrow" w:cs="Times New Roman"/>
+                <w:color w:val="000000"/>
+                <w:kern w:val="0"/>
+                <w14:ligatures w14:val="none"/>
+              </w:rPr>
+            </w:pPr>
+            <w:r>
+              <w:rPr>
+                <w:rFonts w:ascii="Aptos Narrow" w:eastAsia="Times New Roman" w:hAnsi="Aptos Narrow" w:cs="Times New Roman"/>
+                <w:color w:val="000000"/>
+                <w:kern w:val="0"/>
+                <w14:ligatures w14:val="none"/>
+              </w:rPr>
+              <w:t>3</w:t>
+            </w:r>
+          </w:p>
+        </w:tc>
+        <w:tc>
+          <w:tcPr>
+            <w:tcW w:w="675" w:type="dxa"/>
+            <w:tcBorders>
+              <w:top w:val="nil"/>
+              <w:left w:val="nil"/>
+              <w:bottom w:val="nil"/>
+              <w:right w:val="nil"/>
+            </w:tcBorders>
+            <w:noWrap/>
+            <w:vAlign w:val="bottom"/>
+            <w:hideMark/>
+          </w:tcPr>
+          <w:p>
+            <w:pPr>
+              <w:spacing w:after="0" w:line="240" w:lineRule="auto"/>
+              <w:rPr>
+                <w:rFonts w:ascii="Aptos Narrow" w:eastAsia="Times New Roman" w:hAnsi="Aptos Narrow" w:cs="Times New Roman"/>
+                <w:color w:val="000000"/>
+                <w:kern w:val="0"/>
+                <w14:ligatures w14:val="none"/>
+              </w:rPr>
+            </w:pPr>
+            <w:r>
+              <w:rPr>
+                <w:rFonts w:ascii="Aptos Narrow" w:eastAsia="Times New Roman" w:hAnsi="Aptos Narrow" w:cs="Times New Roman"/>
+                <w:color w:val="000000"/>
+                <w:kern w:val="0"/>
+                <w14:ligatures w14:val="none"/>
+              </w:rPr>
+              <w:t>Carol</w:t>
+            </w:r>
+          </w:p>
+        </w:tc>
+        <w:tc>
+          <w:tcPr>
+            <w:tcW w:w="675" w:type="dxa"/>
+            <w:tcBorders>
+              <w:top w:val="nil"/>
+              <w:left w:val="nil"/>
+              <w:bottom w:val="nil"/>
+              <w:right w:val="nil"/>
+            </w:tcBorders>
+            <w:noWrap/>
+            <w:vAlign w:val="bottom"/>
+            <w:hideMark/>
+          </w:tcPr>
+          <w:p>
+            <w:pPr>
+              <w:spacing w:after="0" w:line="240" w:lineRule="auto"/>
+              <w:rPr>
+                <w:rFonts w:ascii="Aptos Narrow" w:eastAsia="Times New Roman" w:hAnsi="Aptos Narrow" w:cs="Times New Roman"/>
+                <w:color w:val="000000"/>
+                <w:kern w:val="0"/>
+                <w14:ligatures w14:val="none"/>
+              </w:rPr>
+            </w:pPr>
+            <w:r>
+              <w:rPr>
+                <w:rFonts w:ascii="Aptos Narrow" w:eastAsia="Times New Roman" w:hAnsi="Aptos Narrow" w:cs="Times New Roman"/>
+                <w:color w:val="000000"/>
+                <w:kern w:val="0"/>
+                <w14:ligatures w14:val="none"/>
+              </w:rPr>
+              <w:t>103</w:t>
             </w:r>
           </w:p>
         </w:tc>
@@ -2646,115 +2692,116 @@
                 <w:kern w:val="0"/>
                 <w14:ligatures w14:val="none"/>
               </w:rPr>
-              <w:t>NULL</w:t>
-            </w:r>
-          </w:p>
-        </w:tc>
-        <w:tc>
-          <w:tcPr>
-            <w:tcW w:w="236" w:type="dxa"/>
-            <w:tcBorders>
-              <w:top w:val="nil"/>
-              <w:left w:val="nil"/>
-              <w:bottom w:val="nil"/>
-              <w:right w:val="nil"/>
-            </w:tcBorders>
-            <w:noWrap/>
-            <w:vAlign w:val="bottom"/>
-            <w:hideMark/>
-          </w:tcPr>
-          <w:p>
-            <w:pPr>
-              <w:spacing w:after="0" w:line="240" w:lineRule="auto"/>
-              <w:rPr>
-                <w:rFonts w:ascii="Aptos Narrow" w:eastAsia="Times New Roman" w:hAnsi="Aptos Narrow" w:cs="Times New Roman"/>
-                <w:color w:val="000000"/>
-                <w:kern w:val="0"/>
-                <w14:ligatures w14:val="none"/>
-              </w:rPr>
-            </w:pPr>
-            <w:r>
-              <w:rPr>
-                <w:rFonts w:ascii="Aptos Narrow" w:eastAsia="Times New Roman" w:hAnsi="Aptos Narrow" w:cs="Times New Roman"/>
-                <w:color w:val="000000"/>
-                <w:kern w:val="0"/>
-                <w14:ligatures w14:val="none"/>
-              </w:rPr>
-              <w:t>NULL</w:t>
+              <w:t>Keyboard</w:t>
             </w:r>
           </w:p>
         </w:tc>
       </w:tr>
       <w:tr>
         <w:trPr>
+          <w:gridAfter w:val="1"/>
+          <w:wAfter w:w="2294" w:type="dxa"/>
           <w:trHeight w:val="320"/>
         </w:trPr>
         <w:tc>
           <w:tcPr>
-            <w:tcW w:w="1800" w:type="dxa"/>
-            <w:tcBorders>
-              <w:top w:val="nil"/>
-              <w:left w:val="nil"/>
-              <w:bottom w:val="nil"/>
-              <w:right w:val="nil"/>
-            </w:tcBorders>
-            <w:noWrap/>
-            <w:vAlign w:val="bottom"/>
-            <w:hideMark/>
-          </w:tcPr>
-          <w:p>
-            <w:pPr>
-              <w:spacing w:after="0" w:line="240" w:lineRule="auto"/>
-              <w:jc w:val="right"/>
-              <w:rPr>
-                <w:rFonts w:ascii="Aptos Narrow" w:eastAsia="Times New Roman" w:hAnsi="Aptos Narrow" w:cs="Times New Roman"/>
-                <w:color w:val="000000"/>
-                <w:kern w:val="0"/>
-                <w14:ligatures w14:val="none"/>
-              </w:rPr>
-            </w:pPr>
-            <w:r>
-              <w:rPr>
-                <w:rFonts w:ascii="Aptos Narrow" w:eastAsia="Times New Roman" w:hAnsi="Aptos Narrow" w:cs="Times New Roman"/>
-                <w:color w:val="000000"/>
-                <w:kern w:val="0"/>
-                <w14:ligatures w14:val="none"/>
-              </w:rPr>
-              <w:t>3</w:t>
-            </w:r>
-          </w:p>
-        </w:tc>
-        <w:tc>
-          <w:tcPr>
-            <w:tcW w:w="1350" w:type="dxa"/>
-            <w:tcBorders>
-              <w:top w:val="nil"/>
-              <w:left w:val="nil"/>
-              <w:bottom w:val="nil"/>
-              <w:right w:val="nil"/>
-            </w:tcBorders>
-            <w:noWrap/>
-            <w:vAlign w:val="bottom"/>
-            <w:hideMark/>
-          </w:tcPr>
-          <w:p>
-            <w:pPr>
-              <w:spacing w:after="0" w:line="240" w:lineRule="auto"/>
-              <w:rPr>
-                <w:rFonts w:ascii="Aptos Narrow" w:eastAsia="Times New Roman" w:hAnsi="Aptos Narrow" w:cs="Times New Roman"/>
-                <w:color w:val="000000"/>
-                <w:kern w:val="0"/>
-                <w14:ligatures w14:val="none"/>
-              </w:rPr>
-            </w:pPr>
-            <w:r>
-              <w:rPr>
-                <w:rFonts w:ascii="Aptos Narrow" w:eastAsia="Times New Roman" w:hAnsi="Aptos Narrow" w:cs="Times New Roman"/>
-                <w:color w:val="000000"/>
-                <w:kern w:val="0"/>
-                <w14:ligatures w14:val="none"/>
-              </w:rPr>
-              <w:t>Carol</w:t>
+            <w:tcW w:w="2375" w:type="dxa"/>
+            <w:tcBorders>
+              <w:top w:val="nil"/>
+              <w:left w:val="nil"/>
+              <w:bottom w:val="nil"/>
+              <w:right w:val="nil"/>
+            </w:tcBorders>
+            <w:noWrap/>
+            <w:vAlign w:val="bottom"/>
+            <w:hideMark/>
+          </w:tcPr>
+          <w:p>
+            <w:pPr>
+              <w:spacing w:after="0" w:line="240" w:lineRule="auto"/>
+              <w:rPr>
+                <w:rFonts w:ascii="Aptos Narrow" w:eastAsia="Times New Roman" w:hAnsi="Aptos Narrow" w:cs="Times New Roman"/>
+                <w:color w:val="000000"/>
+                <w:kern w:val="0"/>
+                <w14:ligatures w14:val="none"/>
+              </w:rPr>
+            </w:pPr>
+            <w:r>
+              <w:rPr>
+                <w:rFonts w:ascii="Aptos Narrow" w:eastAsia="Times New Roman" w:hAnsi="Aptos Narrow" w:cs="Times New Roman"/>
+                <w:color w:val="000000"/>
+                <w:kern w:val="0"/>
+                <w14:ligatures w14:val="none"/>
+              </w:rPr>
+              <w:t>NULL</w:t>
+            </w:r>
+          </w:p>
+        </w:tc>
+        <w:tc>
+          <w:tcPr>
+            <w:tcW w:w="675" w:type="dxa"/>
+            <w:tcBorders>
+              <w:top w:val="nil"/>
+              <w:left w:val="nil"/>
+              <w:bottom w:val="nil"/>
+              <w:right w:val="nil"/>
+            </w:tcBorders>
+            <w:noWrap/>
+            <w:vAlign w:val="bottom"/>
+            <w:hideMark/>
+          </w:tcPr>
+          <w:p>
+            <w:pPr>
+              <w:spacing w:after="0" w:line="240" w:lineRule="auto"/>
+              <w:rPr>
+                <w:rFonts w:ascii="Aptos Narrow" w:eastAsia="Times New Roman" w:hAnsi="Aptos Narrow" w:cs="Times New Roman"/>
+                <w:color w:val="000000"/>
+                <w:kern w:val="0"/>
+                <w14:ligatures w14:val="none"/>
+              </w:rPr>
+            </w:pPr>
+            <w:r>
+              <w:rPr>
+                <w:rFonts w:ascii="Aptos Narrow" w:eastAsia="Times New Roman" w:hAnsi="Aptos Narrow" w:cs="Times New Roman"/>
+                <w:color w:val="000000"/>
+                <w:kern w:val="0"/>
+                <w14:ligatures w14:val="none"/>
+              </w:rPr>
+              <w:t>NULL</w:t>
+            </w:r>
+          </w:p>
+        </w:tc>
+        <w:tc>
+          <w:tcPr>
+            <w:tcW w:w="675" w:type="dxa"/>
+            <w:tcBorders>
+              <w:top w:val="nil"/>
+              <w:left w:val="nil"/>
+              <w:bottom w:val="nil"/>
+              <w:right w:val="nil"/>
+            </w:tcBorders>
+            <w:noWrap/>
+            <w:vAlign w:val="bottom"/>
+            <w:hideMark/>
+          </w:tcPr>
+          <w:p>
+            <w:pPr>
+              <w:spacing w:after="0" w:line="240" w:lineRule="auto"/>
+              <w:rPr>
+                <w:rFonts w:ascii="Aptos Narrow" w:eastAsia="Times New Roman" w:hAnsi="Aptos Narrow" w:cs="Times New Roman"/>
+                <w:color w:val="000000"/>
+                <w:kern w:val="0"/>
+                <w14:ligatures w14:val="none"/>
+              </w:rPr>
+            </w:pPr>
+            <w:r>
+              <w:rPr>
+                <w:rFonts w:ascii="Aptos Narrow" w:eastAsia="Times New Roman" w:hAnsi="Aptos Narrow" w:cs="Times New Roman"/>
+                <w:color w:val="000000"/>
+                <w:kern w:val="0"/>
+                <w14:ligatures w14:val="none"/>
+              </w:rPr>
+              <w:t>104</w:t>
             </w:r>
           </w:p>
         </w:tc>
@@ -2788,183 +2835,7 @@
                 <w:kern w:val="0"/>
                 <w14:ligatures w14:val="none"/>
               </w:rPr>
-              <w:t>103</w:t>
-            </w:r>
-          </w:p>
-        </w:tc>
-        <w:tc>
-          <w:tcPr>
-            <w:tcW w:w="236" w:type="dxa"/>
-            <w:tcBorders>
-              <w:top w:val="nil"/>
-              <w:left w:val="nil"/>
-              <w:bottom w:val="nil"/>
-              <w:right w:val="nil"/>
-            </w:tcBorders>
-            <w:noWrap/>
-            <w:vAlign w:val="bottom"/>
-            <w:hideMark/>
-          </w:tcPr>
-          <w:p>
-            <w:pPr>
-              <w:spacing w:after="0" w:line="240" w:lineRule="auto"/>
-              <w:rPr>
-                <w:rFonts w:ascii="Aptos Narrow" w:eastAsia="Times New Roman" w:hAnsi="Aptos Narrow" w:cs="Times New Roman"/>
-                <w:color w:val="000000"/>
-                <w:kern w:val="0"/>
-                <w14:ligatures w14:val="none"/>
-              </w:rPr>
-            </w:pPr>
-            <w:r>
-              <w:rPr>
-                <w:rFonts w:ascii="Aptos Narrow" w:eastAsia="Times New Roman" w:hAnsi="Aptos Narrow" w:cs="Times New Roman"/>
-                <w:color w:val="000000"/>
-                <w:kern w:val="0"/>
-                <w14:ligatures w14:val="none"/>
-              </w:rPr>
-              <w:t>Keyboard</w:t>
-            </w:r>
-          </w:p>
-        </w:tc>
-      </w:tr>
-      <w:tr>
-        <w:trPr>
-          <w:trHeight w:val="320"/>
-        </w:trPr>
-        <w:tc>
-          <w:tcPr>
-            <w:tcW w:w="1800" w:type="dxa"/>
-            <w:tcBorders>
-              <w:top w:val="nil"/>
-              <w:left w:val="nil"/>
-              <w:bottom w:val="nil"/>
-              <w:right w:val="nil"/>
-            </w:tcBorders>
-            <w:noWrap/>
-            <w:vAlign w:val="bottom"/>
-            <w:hideMark/>
-          </w:tcPr>
-          <w:p>
-            <w:pPr>
-              <w:spacing w:after="0" w:line="240" w:lineRule="auto"/>
-              <w:jc w:val="right"/>
-              <w:rPr>
-                <w:rFonts w:ascii="Aptos Narrow" w:eastAsia="Times New Roman" w:hAnsi="Aptos Narrow" w:cs="Times New Roman"/>
-                <w:color w:val="000000"/>
-                <w:kern w:val="0"/>
-                <w14:ligatures w14:val="none"/>
-              </w:rPr>
-            </w:pPr>
-            <w:r>
-              <w:rPr>
-                <w:rFonts w:ascii="Aptos Narrow" w:eastAsia="Times New Roman" w:hAnsi="Aptos Narrow" w:cs="Times New Roman"/>
-                <w:color w:val="000000"/>
-                <w:kern w:val="0"/>
-                <w14:ligatures w14:val="none"/>
-              </w:rPr>
-              <w:t>4</w:t>
-            </w:r>
-          </w:p>
-        </w:tc>
-        <w:tc>
-          <w:tcPr>
-            <w:tcW w:w="1350" w:type="dxa"/>
-            <w:tcBorders>
-              <w:top w:val="nil"/>
-              <w:left w:val="nil"/>
-              <w:bottom w:val="nil"/>
-              <w:right w:val="nil"/>
-            </w:tcBorders>
-            <w:noWrap/>
-            <w:vAlign w:val="bottom"/>
-            <w:hideMark/>
-          </w:tcPr>
-          <w:p>
-            <w:pPr>
-              <w:spacing w:after="0" w:line="240" w:lineRule="auto"/>
-              <w:rPr>
-                <w:rFonts w:ascii="Aptos Narrow" w:eastAsia="Times New Roman" w:hAnsi="Aptos Narrow" w:cs="Times New Roman"/>
-                <w:color w:val="000000"/>
-                <w:kern w:val="0"/>
-                <w14:ligatures w14:val="none"/>
-              </w:rPr>
-            </w:pPr>
-            <w:r>
-              <w:rPr>
-                <w:rFonts w:ascii="Aptos Narrow" w:eastAsia="Times New Roman" w:hAnsi="Aptos Narrow" w:cs="Times New Roman"/>
-                <w:color w:val="000000"/>
-                <w:kern w:val="0"/>
-                <w14:ligatures w14:val="none"/>
-              </w:rPr>
-              <w:t>David</w:t>
-            </w:r>
-          </w:p>
-        </w:tc>
-        <w:tc>
-          <w:tcPr>
-            <w:tcW w:w="2197" w:type="dxa"/>
-            <w:tcBorders>
-              <w:top w:val="nil"/>
-              <w:left w:val="nil"/>
-              <w:bottom w:val="nil"/>
-              <w:right w:val="nil"/>
-            </w:tcBorders>
-            <w:noWrap/>
-            <w:vAlign w:val="bottom"/>
-            <w:hideMark/>
-          </w:tcPr>
-          <w:p>
-            <w:pPr>
-              <w:spacing w:after="0" w:line="240" w:lineRule="auto"/>
-              <w:rPr>
-                <w:rFonts w:ascii="Aptos Narrow" w:eastAsia="Times New Roman" w:hAnsi="Aptos Narrow" w:cs="Times New Roman"/>
-                <w:color w:val="000000"/>
-                <w:kern w:val="0"/>
-                <w14:ligatures w14:val="none"/>
-              </w:rPr>
-            </w:pPr>
-            <w:r>
-              <w:rPr>
-                <w:rFonts w:ascii="Aptos Narrow" w:eastAsia="Times New Roman" w:hAnsi="Aptos Narrow" w:cs="Times New Roman"/>
-                <w:color w:val="000000"/>
-                <w:kern w:val="0"/>
-                <w14:ligatures w14:val="none"/>
-              </w:rPr>
-              <w:t>NULL</w:t>
-            </w:r>
-          </w:p>
-        </w:tc>
-        <w:tc>
-          <w:tcPr>
-            <w:tcW w:w="236" w:type="dxa"/>
-            <w:tcBorders>
-              <w:top w:val="nil"/>
-              <w:left w:val="nil"/>
-              <w:bottom w:val="nil"/>
-              <w:right w:val="nil"/>
-            </w:tcBorders>
-            <w:noWrap/>
-            <w:vAlign w:val="bottom"/>
-            <w:hideMark/>
-          </w:tcPr>
-          <w:p>
-            <w:pPr>
-              <w:spacing w:after="0" w:line="240" w:lineRule="auto"/>
-              <w:rPr>
-                <w:rFonts w:ascii="Aptos Narrow" w:eastAsia="Times New Roman" w:hAnsi="Aptos Narrow" w:cs="Times New Roman"/>
-                <w:color w:val="000000"/>
-                <w:kern w:val="0"/>
-                <w14:ligatures w14:val="none"/>
-              </w:rPr>
-            </w:pPr>
-            <w:r>
-              <w:rPr>
-                <w:rFonts w:ascii="Aptos Narrow" w:eastAsia="Times New Roman" w:hAnsi="Aptos Narrow" w:cs="Times New Roman"/>
-                <w:color w:val="000000"/>
-                <w:kern w:val="0"/>
-                <w14:ligatures w14:val="none"/>
-              </w:rPr>
-              <w:t>NULL</w:t>
+              <w:t>Monitor</w:t>
             </w:r>
           </w:p>
         </w:tc>
@@ -3006,13 +2877,7 @@
         <w:t xml:space="preserve">generative AI.  </w:t>
       </w:r>
       <w:r>
-        <w:t>Here is the exact prompt I gave it: “</w:t>
-      </w:r>
-      <w:r>
-        <w:t>Give me two tables that can be joined using LEFT JOIN that will result in NULL values from the right table, duplicate values from the left table, and values left off from the right table, and do NOT give me the join table for use in an academic example of how JOIN statements work.</w:t>
-      </w:r>
-      <w:r>
-        <w:t>”</w:t>
+        <w:t>Here is the exact prompt I gave it: “Give me two tables that can be joined using LEFT JOIN that will result in NULL values from the right table, duplicate values from the left table, and values left off from the right table, and do NOT give me the join table for use in an academic example of how JOIN statements work.”</w:t>
       </w:r>
     </w:p>
     <w:p>
